--- a/note.docx
+++ b/note.docx
@@ -872,6 +872,65 @@
       </w:r>
     </w:p>
     <w:p/>
+    <w:p>
+      <w:r>
+        <w:t>- Database (Mysql với docker DBeaver)</w:t>
+      </w:r>
+    </w:p>
+    <w:p>
+      <w:pPr>
+        <w:ind w:left="720"/>
+        <w:rPr>
+          <w:b/>
+          <w:bCs/>
+        </w:rPr>
+      </w:pPr>
+      <w:r>
+        <w:t xml:space="preserve">Link: </w:t>
+      </w:r>
+      <w:r>
+        <w:rPr>
+          <w:u w:val="single"/>
+        </w:rPr>
+        <w:t>https://www.npmjs.com/package/mysql2</w:t>
+      </w:r>
+    </w:p>
+    <w:p>
+      <w:pPr>
+        <w:ind w:left="720"/>
+        <w:rPr>
+          <w:b/>
+          <w:bCs/>
+        </w:rPr>
+      </w:pPr>
+      <w:r>
+        <w:rPr>
+          <w:b/>
+          <w:bCs/>
+        </w:rPr>
+        <w:t xml:space="preserve">npm install </w:t>
+      </w:r>
+      <w:r>
+        <w:rPr>
+          <w:b/>
+          <w:bCs/>
+        </w:rPr>
+        <w:t>-</w:t>
+      </w:r>
+      <w:r>
+        <w:rPr>
+          <w:b/>
+          <w:bCs/>
+        </w:rPr>
+        <w:t>-save-exact mysql2@2.3.3</w:t>
+      </w:r>
+    </w:p>
+    <w:p/>
+    <w:p>
+      <w:r>
+        <w:tab/>
+      </w:r>
+    </w:p>
     <w:sectPr>
       <w:pgSz w:w="12240" w:h="15840"/>
       <w:pgMar w:top="1440" w:right="1440" w:bottom="1440" w:left="1440" w:header="720" w:footer="720" w:gutter="0"/>
